--- a/2025-2026/МОЗИиИБ/laboratory/lab6/report/_output/report.docx
+++ b/2025-2026/МОЗИиИБ/laboratory/lab6/report/_output/report.docx
@@ -1342,7 +1342,7 @@
         <w:pStyle w:val="FirstParagraph"/>
       </w:pPr>
       <w:r>
-        <w:t xml:space="preserve">Изученил и разработал методоы программной реализации алгоритма шифрования гаммированием конечной гаммой.</w:t>
+        <w:t xml:space="preserve">Изученил и разработал методоы программной реализации алгоритма разложения чисел на множители.</w:t>
       </w:r>
     </w:p>
     <w:bookmarkEnd w:id="30"/>
@@ -1360,7 +1360,7 @@
         <w:pStyle w:val="FirstParagraph"/>
       </w:pPr>
       <w:r>
-        <w:t xml:space="preserve">https://en.wikipedia.org/wiki/XOR_cipher</w:t>
+        <w:t xml:space="preserve">https://en.wikipedia.org/wiki/Pollard%27s_rho_algorithm</w:t>
       </w:r>
     </w:p>
     <w:bookmarkEnd w:id="31"/>
